--- a/Files/01 - Bereshis/10 - Mikeitz/5783/Mikeitz 5783.docx
+++ b/Files/01 - Bereshis/10 - Mikeitz/5783/Mikeitz 5783.docx
@@ -228,7 +228,7 @@
         <w:rPr>
           <w:rFonts w:ascii="Times New Roman" w:hAnsi="Times New Roman" w:cs="Times New Roman"/>
         </w:rPr>
-        <w:t xml:space="preserve"> asked the</w:t>
+        <w:t xml:space="preserve"> asked the </w:t>
       </w:r>
       <w:r>
         <w:rPr>
@@ -985,7 +985,7 @@
         <w:rPr>
           <w:rFonts w:ascii="Times New Roman" w:hAnsi="Times New Roman" w:cs="Times New Roman"/>
         </w:rPr>
-        <w:t xml:space="preserve"> - two short statements to the</w:t>
+        <w:t xml:space="preserve"> - two short statements to the </w:t>
       </w:r>
       <w:r>
         <w:rPr>

--- a/Files/01 - Bereshis/10 - Mikeitz/5783/Mikeitz 5783.docx
+++ b/Files/01 - Bereshis/10 - Mikeitz/5783/Mikeitz 5783.docx
@@ -306,7 +306,7 @@
           <w:rFonts w:ascii="Times New Roman" w:hAnsi="Times New Roman" w:cs="Times New Roman"/>
           <w:rtl/>
         </w:rPr>
-        <w:t>רש"י</w:t>
+        <w:t>רש״י</w:t>
       </w:r>
       <w:r>
         <w:rPr>

--- a/Files/01 - Bereshis/10 - Mikeitz/5783/Mikeitz 5783.docx
+++ b/Files/01 - Bereshis/10 - Mikeitz/5783/Mikeitz 5783.docx
@@ -146,7 +146,19 @@
         <w:rPr>
           <w:rFonts w:ascii="Times New Roman" w:hAnsi="Times New Roman" w:cs="Times New Roman"/>
         </w:rPr>
-        <w:t xml:space="preserve"> in Hashem, </w:t>
+        <w:t xml:space="preserve"> in </w:t>
+      </w:r>
+      <w:r>
+        <w:rPr>
+          <w:rFonts w:ascii="Times New Roman" w:hAnsi="Times New Roman" w:cs="Times New Roman"/>
+        </w:rPr>
+        <w:t>Hashem;</w:t>
+      </w:r>
+      <w:r>
+        <w:rPr>
+          <w:rFonts w:ascii="Times New Roman" w:hAnsi="Times New Roman" w:cs="Times New Roman"/>
+        </w:rPr>
+        <w:t xml:space="preserve"> </w:t>
       </w:r>
       <w:r>
         <w:rPr>
@@ -159,7 +171,7 @@
         <w:rPr>
           <w:rFonts w:ascii="Times New Roman" w:hAnsi="Times New Roman" w:cs="Times New Roman"/>
         </w:rPr>
-        <w:t xml:space="preserve">; </w:t>
+        <w:t xml:space="preserve"> </w:t>
       </w:r>
       <w:r>
         <w:rPr>
@@ -228,7 +240,7 @@
         <w:rPr>
           <w:rFonts w:ascii="Times New Roman" w:hAnsi="Times New Roman" w:cs="Times New Roman"/>
         </w:rPr>
-        <w:t xml:space="preserve"> asked the </w:t>
+        <w:t xml:space="preserve"> asked the</w:t>
       </w:r>
       <w:r>
         <w:rPr>
@@ -306,7 +318,7 @@
           <w:rFonts w:ascii="Times New Roman" w:hAnsi="Times New Roman" w:cs="Times New Roman"/>
           <w:rtl/>
         </w:rPr>
-        <w:t>רש״י</w:t>
+        <w:t>רש"י</w:t>
       </w:r>
       <w:r>
         <w:rPr>
@@ -985,7 +997,7 @@
         <w:rPr>
           <w:rFonts w:ascii="Times New Roman" w:hAnsi="Times New Roman" w:cs="Times New Roman"/>
         </w:rPr>
-        <w:t xml:space="preserve"> - two short statements to the </w:t>
+        <w:t xml:space="preserve"> - two short statements to the</w:t>
       </w:r>
       <w:r>
         <w:rPr>

--- a/Files/01 - Bereshis/10 - Mikeitz/5783/Mikeitz 5783.docx
+++ b/Files/01 - Bereshis/10 - Mikeitz/5783/Mikeitz 5783.docx
@@ -240,7 +240,7 @@
         <w:rPr>
           <w:rFonts w:ascii="Times New Roman" w:hAnsi="Times New Roman" w:cs="Times New Roman"/>
         </w:rPr>
-        <w:t xml:space="preserve"> asked the</w:t>
+        <w:t xml:space="preserve"> asked the </w:t>
       </w:r>
       <w:r>
         <w:rPr>
@@ -318,7 +318,7 @@
           <w:rFonts w:ascii="Times New Roman" w:hAnsi="Times New Roman" w:cs="Times New Roman"/>
           <w:rtl/>
         </w:rPr>
-        <w:t>רש"י</w:t>
+        <w:t>רש״י</w:t>
       </w:r>
       <w:r>
         <w:rPr>
@@ -997,7 +997,7 @@
         <w:rPr>
           <w:rFonts w:ascii="Times New Roman" w:hAnsi="Times New Roman" w:cs="Times New Roman"/>
         </w:rPr>
-        <w:t xml:space="preserve"> - two short statements to the</w:t>
+        <w:t xml:space="preserve"> - two short statements to the </w:t>
       </w:r>
       <w:r>
         <w:rPr>
